--- a/quanly/document_templates/phu_luc/Mau_PhuLucPhanCong.docx
+++ b/quanly/document_templates/phu_luc/Mau_PhuLucPhanCong.docx
@@ -630,7 +630,7 @@
     <w:p/>
     <w:sectPr>
       <w:pgSz w:w="11906" w:h="16838" w:code="9"/>
-      <w:pgMar w:top="900" w:right="1134" w:bottom="1134" w:left="1134" w:header="720" w:footer="720" w:gutter="0"/>
+      <w:pgMar w:top="1134" w:right="1134" w:bottom="1134" w:left="1134" w:header="567" w:footer="567" w:gutter="0"/>
       <w:cols w:space="720"/>
       <w:docGrid w:linePitch="381"/>
     </w:sectPr>
